--- a/site/downloads/handbook-C9.docx
+++ b/site/downloads/handbook-C9.docx
@@ -1437,6 +1437,263 @@
           <w:b w:val="0"/>
           <w:i w:val="0"/>
         </w:rPr>
+        <w:t>Your code must pass these checks:</w:t>
+      </w:r>
+    </w:p>
+    <w:p>
+      <w:pPr>
+        <w:pStyle w:val="ListBullet"/>
+      </w:pPr>
+      <w:r>
+        <w:rPr>
+          <w:b w:val="0"/>
+          <w:i w:val="0"/>
+        </w:rPr>
+        <w:t>Power BI dashboards cannot be promoted or certified.</w:t>
+      </w:r>
+    </w:p>
+    <w:p>
+      <w:pPr>
+        <w:pStyle w:val="ListBullet"/>
+      </w:pPr>
+      <w:r>
+        <w:rPr>
+          <w:b w:val="0"/>
+          <w:i w:val="0"/>
+        </w:rPr>
+        <w:t>Items that hold data take all three badges.</w:t>
+      </w:r>
+    </w:p>
+    <w:p>
+      <w:pPr>
+        <w:pStyle w:val="ListBullet"/>
+      </w:pPr>
+      <w:r>
+        <w:rPr>
+          <w:b w:val="0"/>
+          <w:i w:val="0"/>
+        </w:rPr>
+        <w:t>Master data applies only to items that hold data.</w:t>
+      </w:r>
+    </w:p>
+    <w:p>
+      <w:r>
+        <w:rPr>
+          <w:b w:val="0"/>
+          <w:i w:val="0"/>
+        </w:rPr>
+        <w:t>Shape of the answer. The reference solution defines these names. Write the bodies yourself.</w:t>
+      </w:r>
+    </w:p>
+    <w:tbl>
+      <w:tblPr>
+        <w:tblW w:type="auto" w:w="0"/>
+        <w:jc w:val="left"/>
+        <w:tblLook w:firstColumn="1" w:firstRow="1" w:lastColumn="0" w:lastRow="0" w:noHBand="0" w:noVBand="1" w:val="04A0"/>
+      </w:tblPr>
+      <w:tblGrid>
+        <w:gridCol w:w="8221"/>
+      </w:tblGrid>
+      <w:tr>
+        <w:tc>
+          <w:tcPr>
+            <w:tcW w:type="dxa" w:w="8221"/>
+            <w:shd w:val="clear" w:color="auto" w:fill="F2F4F7"/>
+          </w:tcPr>
+          <w:p>
+            <w:pPr>
+              <w:spacing w:before="0" w:after="0" w:line="240" w:lineRule="auto"/>
+              <w:ind w:left="567" w:hanging="567"/>
+            </w:pPr>
+            <w:r>
+              <w:rPr>
+                <w:rFonts w:ascii="Consolas" w:hAnsi="Consolas" w:eastAsia="Consolas"/>
+                <w:b w:val="0"/>
+                <w:color w:val="5B6875"/>
+                <w:sz w:val="16"/>
+              </w:rPr>
+              <w:t xml:space="preserve">   1  </w:t>
+            </w:r>
+            <w:r>
+              <w:rPr>
+                <w:rFonts w:ascii="Consolas" w:hAnsi="Consolas" w:eastAsia="Consolas"/>
+                <w:b w:val="0"/>
+                <w:sz w:val="16"/>
+              </w:rPr>
+              <w:t># Module constant.</w:t>
+            </w:r>
+          </w:p>
+          <w:p>
+            <w:pPr>
+              <w:spacing w:before="0" w:after="0" w:line="240" w:lineRule="auto"/>
+              <w:ind w:left="567" w:hanging="567"/>
+            </w:pPr>
+            <w:r>
+              <w:rPr>
+                <w:rFonts w:ascii="Consolas" w:hAnsi="Consolas" w:eastAsia="Consolas"/>
+                <w:b w:val="0"/>
+                <w:color w:val="5B6875"/>
+                <w:sz w:val="16"/>
+              </w:rPr>
+              <w:t xml:space="preserve">   2  </w:t>
+            </w:r>
+            <w:r>
+              <w:rPr>
+                <w:rFonts w:ascii="Consolas" w:hAnsi="Consolas" w:eastAsia="Consolas"/>
+                <w:b w:val="0"/>
+                <w:sz w:val="16"/>
+              </w:rPr>
+              <w:t>DATA_ITEM_TYPES = ...</w:t>
+            </w:r>
+          </w:p>
+          <w:p>
+            <w:pPr>
+              <w:spacing w:before="0" w:after="0" w:line="240" w:lineRule="auto"/>
+              <w:ind w:left="567" w:hanging="567"/>
+            </w:pPr>
+            <w:r>
+              <w:rPr>
+                <w:rFonts w:ascii="Consolas" w:hAnsi="Consolas" w:eastAsia="Consolas"/>
+                <w:b w:val="0"/>
+                <w:color w:val="5B6875"/>
+                <w:sz w:val="16"/>
+              </w:rPr>
+              <w:t xml:space="preserve">   3  </w:t>
+            </w:r>
+            <w:r>
+              <w:rPr>
+                <w:rFonts w:ascii="Consolas" w:hAnsi="Consolas" w:eastAsia="Consolas"/>
+                <w:b w:val="0"/>
+                <w:sz w:val="16"/>
+              </w:rPr>
+              <w:t xml:space="preserve"> </w:t>
+            </w:r>
+          </w:p>
+          <w:p>
+            <w:pPr>
+              <w:spacing w:before="0" w:after="0" w:line="240" w:lineRule="auto"/>
+              <w:ind w:left="567" w:hanging="567"/>
+            </w:pPr>
+            <w:r>
+              <w:rPr>
+                <w:rFonts w:ascii="Consolas" w:hAnsi="Consolas" w:eastAsia="Consolas"/>
+                <w:b w:val="0"/>
+                <w:color w:val="5B6875"/>
+                <w:sz w:val="16"/>
+              </w:rPr>
+              <w:t xml:space="preserve">   4  </w:t>
+            </w:r>
+            <w:r>
+              <w:rPr>
+                <w:rFonts w:ascii="Consolas" w:hAnsi="Consolas" w:eastAsia="Consolas"/>
+                <w:b w:val="0"/>
+                <w:sz w:val="16"/>
+              </w:rPr>
+              <w:t># Module constant.</w:t>
+            </w:r>
+          </w:p>
+          <w:p>
+            <w:pPr>
+              <w:spacing w:before="0" w:after="0" w:line="240" w:lineRule="auto"/>
+              <w:ind w:left="567" w:hanging="567"/>
+            </w:pPr>
+            <w:r>
+              <w:rPr>
+                <w:rFonts w:ascii="Consolas" w:hAnsi="Consolas" w:eastAsia="Consolas"/>
+                <w:b w:val="0"/>
+                <w:color w:val="5B6875"/>
+                <w:sz w:val="16"/>
+              </w:rPr>
+              <w:t xml:space="preserve">   5  </w:t>
+            </w:r>
+            <w:r>
+              <w:rPr>
+                <w:rFonts w:ascii="Consolas" w:hAnsi="Consolas" w:eastAsia="Consolas"/>
+                <w:b w:val="0"/>
+                <w:sz w:val="16"/>
+              </w:rPr>
+              <w:t>NO_BADGE_TYPES = ...</w:t>
+            </w:r>
+          </w:p>
+          <w:p>
+            <w:pPr>
+              <w:spacing w:before="0" w:after="0" w:line="240" w:lineRule="auto"/>
+              <w:ind w:left="567" w:hanging="567"/>
+            </w:pPr>
+            <w:r>
+              <w:rPr>
+                <w:rFonts w:ascii="Consolas" w:hAnsi="Consolas" w:eastAsia="Consolas"/>
+                <w:b w:val="0"/>
+                <w:color w:val="5B6875"/>
+                <w:sz w:val="16"/>
+              </w:rPr>
+              <w:t xml:space="preserve">   6  </w:t>
+            </w:r>
+            <w:r>
+              <w:rPr>
+                <w:rFonts w:ascii="Consolas" w:hAnsi="Consolas" w:eastAsia="Consolas"/>
+                <w:b w:val="0"/>
+                <w:sz w:val="16"/>
+              </w:rPr>
+              <w:t xml:space="preserve"> </w:t>
+            </w:r>
+          </w:p>
+          <w:p>
+            <w:pPr>
+              <w:spacing w:before="0" w:after="0" w:line="240" w:lineRule="auto"/>
+              <w:ind w:left="567" w:hanging="567"/>
+            </w:pPr>
+            <w:r>
+              <w:rPr>
+                <w:rFonts w:ascii="Consolas" w:hAnsi="Consolas" w:eastAsia="Consolas"/>
+                <w:b w:val="0"/>
+                <w:color w:val="5B6875"/>
+                <w:sz w:val="16"/>
+              </w:rPr>
+              <w:t xml:space="preserve">   7  </w:t>
+            </w:r>
+            <w:r>
+              <w:rPr>
+                <w:rFonts w:ascii="Consolas" w:hAnsi="Consolas" w:eastAsia="Consolas"/>
+                <w:b w:val="0"/>
+                <w:sz w:val="16"/>
+              </w:rPr>
+              <w:t># Endorsement badges an item type can receive.</w:t>
+            </w:r>
+          </w:p>
+          <w:p>
+            <w:pPr>
+              <w:spacing w:before="0" w:after="0" w:line="240" w:lineRule="auto"/>
+              <w:ind w:left="567" w:hanging="567"/>
+            </w:pPr>
+            <w:r>
+              <w:rPr>
+                <w:rFonts w:ascii="Consolas" w:hAnsi="Consolas" w:eastAsia="Consolas"/>
+                <w:b w:val="0"/>
+                <w:color w:val="5B6875"/>
+                <w:sz w:val="16"/>
+              </w:rPr>
+              <w:t xml:space="preserve">   8  </w:t>
+            </w:r>
+            <w:r>
+              <w:rPr>
+                <w:rFonts w:ascii="Consolas" w:hAnsi="Consolas" w:eastAsia="Consolas"/>
+                <w:b w:val="0"/>
+                <w:sz w:val="16"/>
+              </w:rPr>
+              <w:t>def allowed_badges(item_type: str) -&gt; set[str]: ...</w:t>
+            </w:r>
+          </w:p>
+        </w:tc>
+      </w:tr>
+    </w:tbl>
+    <w:p/>
+    <w:p>
+      <w:r>
+        <w:rPr>
+          <w:b w:val="0"/>
+          <w:i w:val="0"/>
+        </w:rPr>
         <w:t>Starter code:</w:t>
       </w:r>
     </w:p>
@@ -2835,6 +3092,229 @@
         <w:t xml:space="preserve"> for any other engine.</w:t>
       </w:r>
     </w:p>
+    <w:p>
+      <w:r>
+        <w:rPr>
+          <w:b w:val="0"/>
+          <w:i w:val="0"/>
+        </w:rPr>
+        <w:t>Your code must pass these checks:</w:t>
+      </w:r>
+    </w:p>
+    <w:p>
+      <w:pPr>
+        <w:pStyle w:val="ListBullet"/>
+      </w:pPr>
+      <w:r>
+        <w:rPr>
+          <w:b w:val="0"/>
+          <w:i w:val="0"/>
+        </w:rPr>
+        <w:t>Spark combines column access across roles as a union.</w:t>
+      </w:r>
+    </w:p>
+    <w:p>
+      <w:pPr>
+        <w:pStyle w:val="ListBullet"/>
+      </w:pPr>
+      <w:r>
+        <w:rPr>
+          <w:b w:val="0"/>
+          <w:i w:val="0"/>
+        </w:rPr>
+        <w:t>The SQL analytics endpoint blocks a column hidden by any role: intersect.</w:t>
+      </w:r>
+    </w:p>
+    <w:p>
+      <w:pPr>
+        <w:pStyle w:val="ListBullet"/>
+      </w:pPr>
+      <w:r>
+        <w:rPr>
+          <w:b w:val="0"/>
+          <w:i w:val="0"/>
+        </w:rPr>
+        <w:t>Ignore roles that do not include the table. No role for the table means no access.</w:t>
+      </w:r>
+    </w:p>
+    <w:p>
+      <w:pPr>
+        <w:pStyle w:val="ListBullet"/>
+      </w:pPr>
+      <w:r>
+        <w:rPr>
+          <w:b w:val="0"/>
+          <w:i w:val="0"/>
+        </w:rPr>
+        <w:t>Unknown engines raise ValueError.</w:t>
+      </w:r>
+    </w:p>
+    <w:p>
+      <w:r>
+        <w:rPr>
+          <w:b w:val="0"/>
+          <w:i w:val="0"/>
+        </w:rPr>
+        <w:t>Shape of the answer. The reference solution defines these names. Write the bodies yourself.</w:t>
+      </w:r>
+    </w:p>
+    <w:tbl>
+      <w:tblPr>
+        <w:tblW w:type="auto" w:w="0"/>
+        <w:jc w:val="left"/>
+        <w:tblLook w:firstColumn="1" w:firstRow="1" w:lastColumn="0" w:lastRow="0" w:noHBand="0" w:noVBand="1" w:val="04A0"/>
+      </w:tblPr>
+      <w:tblGrid>
+        <w:gridCol w:w="8221"/>
+      </w:tblGrid>
+      <w:tr>
+        <w:tc>
+          <w:tcPr>
+            <w:tcW w:type="dxa" w:w="8221"/>
+            <w:shd w:val="clear" w:color="auto" w:fill="F2F4F7"/>
+          </w:tcPr>
+          <w:p>
+            <w:pPr>
+              <w:spacing w:before="0" w:after="0" w:line="240" w:lineRule="auto"/>
+              <w:ind w:left="567" w:hanging="567"/>
+            </w:pPr>
+            <w:r>
+              <w:rPr>
+                <w:rFonts w:ascii="Consolas" w:hAnsi="Consolas" w:eastAsia="Consolas"/>
+                <w:b w:val="0"/>
+                <w:color w:val="5B6875"/>
+                <w:sz w:val="16"/>
+              </w:rPr>
+              <w:t xml:space="preserve">   1  </w:t>
+            </w:r>
+            <w:r>
+              <w:rPr>
+                <w:rFonts w:ascii="Consolas" w:hAnsi="Consolas" w:eastAsia="Consolas"/>
+                <w:b w:val="0"/>
+                <w:sz w:val="16"/>
+              </w:rPr>
+              <w:t># Columns a user sees in one table across their OneLake security roles.</w:t>
+            </w:r>
+          </w:p>
+          <w:p>
+            <w:pPr>
+              <w:spacing w:before="0" w:after="0" w:line="240" w:lineRule="auto"/>
+              <w:ind w:left="567" w:hanging="567"/>
+            </w:pPr>
+            <w:r>
+              <w:rPr>
+                <w:rFonts w:ascii="Consolas" w:hAnsi="Consolas" w:eastAsia="Consolas"/>
+                <w:b w:val="0"/>
+                <w:color w:val="5B6875"/>
+                <w:sz w:val="16"/>
+              </w:rPr>
+              <w:t xml:space="preserve">   2  </w:t>
+            </w:r>
+            <w:r>
+              <w:rPr>
+                <w:rFonts w:ascii="Consolas" w:hAnsi="Consolas" w:eastAsia="Consolas"/>
+                <w:b w:val="0"/>
+                <w:sz w:val="16"/>
+              </w:rPr>
+              <w:t>def visible_columns(</w:t>
+            </w:r>
+          </w:p>
+          <w:p>
+            <w:pPr>
+              <w:spacing w:before="0" w:after="0" w:line="240" w:lineRule="auto"/>
+              <w:ind w:left="567" w:hanging="567"/>
+            </w:pPr>
+            <w:r>
+              <w:rPr>
+                <w:rFonts w:ascii="Consolas" w:hAnsi="Consolas" w:eastAsia="Consolas"/>
+                <w:b w:val="0"/>
+                <w:color w:val="5B6875"/>
+                <w:sz w:val="16"/>
+              </w:rPr>
+              <w:t xml:space="preserve">   3  </w:t>
+            </w:r>
+            <w:r>
+              <w:rPr>
+                <w:rFonts w:ascii="Consolas" w:hAnsi="Consolas" w:eastAsia="Consolas"/>
+                <w:b w:val="0"/>
+                <w:sz w:val="16"/>
+              </w:rPr>
+              <w:t xml:space="preserve">    roles: list[dict[str, set[str]]],</w:t>
+            </w:r>
+          </w:p>
+          <w:p>
+            <w:pPr>
+              <w:spacing w:before="0" w:after="0" w:line="240" w:lineRule="auto"/>
+              <w:ind w:left="567" w:hanging="567"/>
+            </w:pPr>
+            <w:r>
+              <w:rPr>
+                <w:rFonts w:ascii="Consolas" w:hAnsi="Consolas" w:eastAsia="Consolas"/>
+                <w:b w:val="0"/>
+                <w:color w:val="5B6875"/>
+                <w:sz w:val="16"/>
+              </w:rPr>
+              <w:t xml:space="preserve">   4  </w:t>
+            </w:r>
+            <w:r>
+              <w:rPr>
+                <w:rFonts w:ascii="Consolas" w:hAnsi="Consolas" w:eastAsia="Consolas"/>
+                <w:b w:val="0"/>
+                <w:sz w:val="16"/>
+              </w:rPr>
+              <w:t xml:space="preserve">    table: str,</w:t>
+            </w:r>
+          </w:p>
+          <w:p>
+            <w:pPr>
+              <w:spacing w:before="0" w:after="0" w:line="240" w:lineRule="auto"/>
+              <w:ind w:left="567" w:hanging="567"/>
+            </w:pPr>
+            <w:r>
+              <w:rPr>
+                <w:rFonts w:ascii="Consolas" w:hAnsi="Consolas" w:eastAsia="Consolas"/>
+                <w:b w:val="0"/>
+                <w:color w:val="5B6875"/>
+                <w:sz w:val="16"/>
+              </w:rPr>
+              <w:t xml:space="preserve">   5  </w:t>
+            </w:r>
+            <w:r>
+              <w:rPr>
+                <w:rFonts w:ascii="Consolas" w:hAnsi="Consolas" w:eastAsia="Consolas"/>
+                <w:b w:val="0"/>
+                <w:sz w:val="16"/>
+              </w:rPr>
+              <w:t xml:space="preserve">    engine: Literal['spark', 'sql_endpoint'],</w:t>
+            </w:r>
+          </w:p>
+          <w:p>
+            <w:pPr>
+              <w:spacing w:before="0" w:after="0" w:line="240" w:lineRule="auto"/>
+              <w:ind w:left="567" w:hanging="567"/>
+            </w:pPr>
+            <w:r>
+              <w:rPr>
+                <w:rFonts w:ascii="Consolas" w:hAnsi="Consolas" w:eastAsia="Consolas"/>
+                <w:b w:val="0"/>
+                <w:color w:val="5B6875"/>
+                <w:sz w:val="16"/>
+              </w:rPr>
+              <w:t xml:space="preserve">   6  </w:t>
+            </w:r>
+            <w:r>
+              <w:rPr>
+                <w:rFonts w:ascii="Consolas" w:hAnsi="Consolas" w:eastAsia="Consolas"/>
+                <w:b w:val="0"/>
+                <w:sz w:val="16"/>
+              </w:rPr>
+              <w:t>) -&gt; set[str]: ...</w:t>
+            </w:r>
+          </w:p>
+        </w:tc>
+      </w:tr>
+    </w:tbl>
+    <w:p/>
     <w:p>
       <w:r>
         <w:rPr>
@@ -4264,6 +4744,252 @@
         <w:t>.</w:t>
       </w:r>
     </w:p>
+    <w:p>
+      <w:r>
+        <w:rPr>
+          <w:b w:val="0"/>
+          <w:i w:val="0"/>
+        </w:rPr>
+        <w:t>Your code must pass these checks:</w:t>
+      </w:r>
+    </w:p>
+    <w:p>
+      <w:pPr>
+        <w:pStyle w:val="ListBullet"/>
+      </w:pPr>
+      <w:r>
+        <w:rPr>
+          <w:b w:val="0"/>
+          <w:i w:val="0"/>
+        </w:rPr>
+        <w:t>Inheritance fills in and raises labels.</w:t>
+      </w:r>
+    </w:p>
+    <w:p>
+      <w:pPr>
+        <w:pStyle w:val="ListBullet"/>
+      </w:pPr>
+      <w:r>
+        <w:rPr>
+          <w:b w:val="0"/>
+          <w:i w:val="0"/>
+        </w:rPr>
+        <w:t>Inheritance never replaces a label with a less restrictive one.</w:t>
+      </w:r>
+    </w:p>
+    <w:p>
+      <w:pPr>
+        <w:pStyle w:val="ListBullet"/>
+      </w:pPr>
+      <w:r>
+        <w:rPr>
+          <w:b w:val="0"/>
+          <w:i w:val="0"/>
+        </w:rPr>
+        <w:t>Inheritance never overwrites a manually applied label.</w:t>
+      </w:r>
+    </w:p>
+    <w:p>
+      <w:pPr>
+        <w:pStyle w:val="ListBullet"/>
+      </w:pPr>
+      <w:r>
+        <w:rPr>
+          <w:b w:val="0"/>
+          <w:i w:val="0"/>
+        </w:rPr>
+        <w:t>Unknown labels raise ValueError.</w:t>
+      </w:r>
+    </w:p>
+    <w:p>
+      <w:r>
+        <w:rPr>
+          <w:b w:val="0"/>
+          <w:i w:val="0"/>
+        </w:rPr>
+        <w:t>Shape of the answer. The reference solution defines these names. Write the bodies yourself.</w:t>
+      </w:r>
+    </w:p>
+    <w:tbl>
+      <w:tblPr>
+        <w:tblW w:type="auto" w:w="0"/>
+        <w:jc w:val="left"/>
+        <w:tblLook w:firstColumn="1" w:firstRow="1" w:lastColumn="0" w:lastRow="0" w:noHBand="0" w:noVBand="1" w:val="04A0"/>
+      </w:tblPr>
+      <w:tblGrid>
+        <w:gridCol w:w="8221"/>
+      </w:tblGrid>
+      <w:tr>
+        <w:tc>
+          <w:tcPr>
+            <w:tcW w:type="dxa" w:w="8221"/>
+            <w:shd w:val="clear" w:color="auto" w:fill="F2F4F7"/>
+          </w:tcPr>
+          <w:p>
+            <w:pPr>
+              <w:spacing w:before="0" w:after="0" w:line="240" w:lineRule="auto"/>
+              <w:ind w:left="567" w:hanging="567"/>
+            </w:pPr>
+            <w:r>
+              <w:rPr>
+                <w:rFonts w:ascii="Consolas" w:hAnsi="Consolas" w:eastAsia="Consolas"/>
+                <w:b w:val="0"/>
+                <w:color w:val="5B6875"/>
+                <w:sz w:val="16"/>
+              </w:rPr>
+              <w:t xml:space="preserve">   1  </w:t>
+            </w:r>
+            <w:r>
+              <w:rPr>
+                <w:rFonts w:ascii="Consolas" w:hAnsi="Consolas" w:eastAsia="Consolas"/>
+                <w:b w:val="0"/>
+                <w:sz w:val="16"/>
+              </w:rPr>
+              <w:t># Downstream label after the upstream label changes.</w:t>
+            </w:r>
+          </w:p>
+          <w:p>
+            <w:pPr>
+              <w:spacing w:before="0" w:after="0" w:line="240" w:lineRule="auto"/>
+              <w:ind w:left="567" w:hanging="567"/>
+            </w:pPr>
+            <w:r>
+              <w:rPr>
+                <w:rFonts w:ascii="Consolas" w:hAnsi="Consolas" w:eastAsia="Consolas"/>
+                <w:b w:val="0"/>
+                <w:color w:val="5B6875"/>
+                <w:sz w:val="16"/>
+              </w:rPr>
+              <w:t xml:space="preserve">   2  </w:t>
+            </w:r>
+            <w:r>
+              <w:rPr>
+                <w:rFonts w:ascii="Consolas" w:hAnsi="Consolas" w:eastAsia="Consolas"/>
+                <w:b w:val="0"/>
+                <w:sz w:val="16"/>
+              </w:rPr>
+              <w:t>def inherit_label(</w:t>
+            </w:r>
+          </w:p>
+          <w:p>
+            <w:pPr>
+              <w:spacing w:before="0" w:after="0" w:line="240" w:lineRule="auto"/>
+              <w:ind w:left="567" w:hanging="567"/>
+            </w:pPr>
+            <w:r>
+              <w:rPr>
+                <w:rFonts w:ascii="Consolas" w:hAnsi="Consolas" w:eastAsia="Consolas"/>
+                <w:b w:val="0"/>
+                <w:color w:val="5B6875"/>
+                <w:sz w:val="16"/>
+              </w:rPr>
+              <w:t xml:space="preserve">   3  </w:t>
+            </w:r>
+            <w:r>
+              <w:rPr>
+                <w:rFonts w:ascii="Consolas" w:hAnsi="Consolas" w:eastAsia="Consolas"/>
+                <w:b w:val="0"/>
+                <w:sz w:val="16"/>
+              </w:rPr>
+              <w:t xml:space="preserve">    current: str | None,</w:t>
+            </w:r>
+          </w:p>
+          <w:p>
+            <w:pPr>
+              <w:spacing w:before="0" w:after="0" w:line="240" w:lineRule="auto"/>
+              <w:ind w:left="567" w:hanging="567"/>
+            </w:pPr>
+            <w:r>
+              <w:rPr>
+                <w:rFonts w:ascii="Consolas" w:hAnsi="Consolas" w:eastAsia="Consolas"/>
+                <w:b w:val="0"/>
+                <w:color w:val="5B6875"/>
+                <w:sz w:val="16"/>
+              </w:rPr>
+              <w:t xml:space="preserve">   4  </w:t>
+            </w:r>
+            <w:r>
+              <w:rPr>
+                <w:rFonts w:ascii="Consolas" w:hAnsi="Consolas" w:eastAsia="Consolas"/>
+                <w:b w:val="0"/>
+                <w:sz w:val="16"/>
+              </w:rPr>
+              <w:t xml:space="preserve">    manual: bool,</w:t>
+            </w:r>
+          </w:p>
+          <w:p>
+            <w:pPr>
+              <w:spacing w:before="0" w:after="0" w:line="240" w:lineRule="auto"/>
+              <w:ind w:left="567" w:hanging="567"/>
+            </w:pPr>
+            <w:r>
+              <w:rPr>
+                <w:rFonts w:ascii="Consolas" w:hAnsi="Consolas" w:eastAsia="Consolas"/>
+                <w:b w:val="0"/>
+                <w:color w:val="5B6875"/>
+                <w:sz w:val="16"/>
+              </w:rPr>
+              <w:t xml:space="preserve">   5  </w:t>
+            </w:r>
+            <w:r>
+              <w:rPr>
+                <w:rFonts w:ascii="Consolas" w:hAnsi="Consolas" w:eastAsia="Consolas"/>
+                <w:b w:val="0"/>
+                <w:sz w:val="16"/>
+              </w:rPr>
+              <w:t xml:space="preserve">    upstream: str,</w:t>
+            </w:r>
+          </w:p>
+          <w:p>
+            <w:pPr>
+              <w:spacing w:before="0" w:after="0" w:line="240" w:lineRule="auto"/>
+              <w:ind w:left="567" w:hanging="567"/>
+            </w:pPr>
+            <w:r>
+              <w:rPr>
+                <w:rFonts w:ascii="Consolas" w:hAnsi="Consolas" w:eastAsia="Consolas"/>
+                <w:b w:val="0"/>
+                <w:color w:val="5B6875"/>
+                <w:sz w:val="16"/>
+              </w:rPr>
+              <w:t xml:space="preserve">   6  </w:t>
+            </w:r>
+            <w:r>
+              <w:rPr>
+                <w:rFonts w:ascii="Consolas" w:hAnsi="Consolas" w:eastAsia="Consolas"/>
+                <w:b w:val="0"/>
+                <w:sz w:val="16"/>
+              </w:rPr>
+              <w:t xml:space="preserve">    order: list[str],</w:t>
+            </w:r>
+          </w:p>
+          <w:p>
+            <w:pPr>
+              <w:spacing w:before="0" w:after="0" w:line="240" w:lineRule="auto"/>
+              <w:ind w:left="567" w:hanging="567"/>
+            </w:pPr>
+            <w:r>
+              <w:rPr>
+                <w:rFonts w:ascii="Consolas" w:hAnsi="Consolas" w:eastAsia="Consolas"/>
+                <w:b w:val="0"/>
+                <w:color w:val="5B6875"/>
+                <w:sz w:val="16"/>
+              </w:rPr>
+              <w:t xml:space="preserve">   7  </w:t>
+            </w:r>
+            <w:r>
+              <w:rPr>
+                <w:rFonts w:ascii="Consolas" w:hAnsi="Consolas" w:eastAsia="Consolas"/>
+                <w:b w:val="0"/>
+                <w:sz w:val="16"/>
+              </w:rPr>
+              <w:t>) -&gt; str | None: ...</w:t>
+            </w:r>
+          </w:p>
+        </w:tc>
+      </w:tr>
+    </w:tbl>
+    <w:p/>
     <w:p>
       <w:r>
         <w:rPr>

--- a/site/downloads/handbook-C9.docx
+++ b/site/downloads/handbook-C9.docx
@@ -3090,6 +3090,94 @@
           <w:i w:val="0"/>
         </w:rPr>
         <w:t xml:space="preserve"> for any other engine.</w:t>
+      </w:r>
+    </w:p>
+    <w:p>
+      <w:r>
+        <w:rPr>
+          <w:b/>
+          <w:i w:val="0"/>
+        </w:rPr>
+        <w:t>What you need to know.</w:t>
+      </w:r>
+    </w:p>
+    <w:p>
+      <w:r>
+        <w:rPr>
+          <w:rFonts w:ascii="Consolas" w:hAnsi="Consolas" w:eastAsia="Consolas"/>
+          <w:b w:val="0"/>
+          <w:sz w:val="19"/>
+        </w:rPr>
+        <w:t>Literal</w:t>
+      </w:r>
+      <w:r>
+        <w:rPr>
+          <w:b w:val="0"/>
+          <w:i w:val="0"/>
+        </w:rPr>
+        <w:t xml:space="preserve"> from </w:t>
+      </w:r>
+      <w:r>
+        <w:rPr>
+          <w:rFonts w:ascii="Consolas" w:hAnsi="Consolas" w:eastAsia="Consolas"/>
+          <w:b w:val="0"/>
+          <w:sz w:val="19"/>
+        </w:rPr>
+        <w:t>typing</w:t>
+      </w:r>
+      <w:r>
+        <w:rPr>
+          <w:b w:val="0"/>
+          <w:i w:val="0"/>
+        </w:rPr>
+        <w:t xml:space="preserve"> limits a parameter to fixed values: </w:t>
+      </w:r>
+      <w:r>
+        <w:rPr>
+          <w:rFonts w:ascii="Consolas" w:hAnsi="Consolas" w:eastAsia="Consolas"/>
+          <w:b w:val="0"/>
+          <w:sz w:val="19"/>
+        </w:rPr>
+        <w:t>mode: Literal["fast", "safe"]</w:t>
+      </w:r>
+      <w:r>
+        <w:rPr>
+          <w:b w:val="0"/>
+          <w:i w:val="0"/>
+        </w:rPr>
+        <w:t xml:space="preserve"> tells readers and mypy that only those two strings are valid. Python does not check it at run time, so a caller can still pass any string. Raise an error yourself when a wrong value must not get through.</w:t>
+      </w:r>
+    </w:p>
+    <w:p>
+      <w:r>
+        <w:rPr>
+          <w:rFonts w:ascii="Consolas" w:hAnsi="Consolas" w:eastAsia="Consolas"/>
+          <w:b w:val="0"/>
+          <w:sz w:val="19"/>
+        </w:rPr>
+        <w:t>set().union(*sets)</w:t>
+      </w:r>
+      <w:r>
+        <w:rPr>
+          <w:b w:val="0"/>
+          <w:i w:val="0"/>
+        </w:rPr>
+        <w:t xml:space="preserve"> combines sets: every item in any of them. </w:t>
+      </w:r>
+      <w:r>
+        <w:rPr>
+          <w:rFonts w:ascii="Consolas" w:hAnsi="Consolas" w:eastAsia="Consolas"/>
+          <w:b w:val="0"/>
+          <w:sz w:val="19"/>
+        </w:rPr>
+        <w:t>set.intersection(*sets)</w:t>
+      </w:r>
+      <w:r>
+        <w:rPr>
+          <w:b w:val="0"/>
+          <w:i w:val="0"/>
+        </w:rPr>
+        <w:t xml:space="preserve"> keeps only items in all of them.</w:t>
       </w:r>
     </w:p>
     <w:p>
